--- a/jawaban-Laras.docx
+++ b/jawaban-Laras.docx
@@ -115,6 +115,11 @@
     <w:p>
       <w:r>
         <w:t>Kepemimpinan dalam SDM mengembangkan talenta digital dan membangun budaya inovasi agar organisasi siap menghadapi perubahan.</w:t>
+      </w:r>
+    </w:p>
+    <w:p>
+      <w:r>
+        <w:t>Referensi: BMP EKMA4414 Manajemen Strategik, Modul 4, hal. 4.6–4.39.</w:t>
       </w:r>
     </w:p>
     <w:sectPr>
